--- a/word/template.docx
+++ b/word/template.docx
@@ -325,6 +325,7 @@
         </w:rPr>
         <w:t xml:space="preserve">При переходе по ссылке </w:t>
       </w:r>
+      <w:proofErr w:type="gramStart"/>
       <w:r>
         <w:rPr>
           <w:sz w:val="28"/>
@@ -341,6 +342,7 @@
         <w:t>url</w:t>
       </w:r>
       <w:proofErr w:type="spellEnd"/>
+      <w:proofErr w:type="gramEnd"/>
       <w:r>
         <w:rPr>
           <w:sz w:val="28"/>
@@ -360,7 +362,23 @@
           <w:sz w:val="28"/>
           <w:szCs w:val="28"/>
         </w:rPr>
-        <w:t xml:space="preserve">открывается страница сайта </w:t>
+        <w:t xml:space="preserve">открывается страница </w:t>
+      </w:r>
+      <w:proofErr w:type="gramStart"/>
+      <w:r>
+        <w:rPr>
+          <w:sz w:val="28"/>
+          <w:szCs w:val="28"/>
+        </w:rPr>
+        <w:t>сайта</w:t>
+      </w:r>
+      <w:proofErr w:type="gramEnd"/>
+      <w:r>
+        <w:rPr>
+          <w:sz w:val="28"/>
+          <w:szCs w:val="28"/>
+        </w:rPr>
+        <w:t xml:space="preserve"> </w:t>
       </w:r>
       <w:r>
         <w:rPr>
@@ -400,6 +418,7 @@
         </w:rPr>
         <w:t>в том числе дистанционным способом, а именно: «</w:t>
       </w:r>
+      <w:proofErr w:type="gramStart"/>
       <w:r>
         <w:rPr>
           <w:sz w:val="28"/>
@@ -417,6 +436,7 @@
         <w:t>tovar</w:t>
       </w:r>
       <w:proofErr w:type="spellEnd"/>
+      <w:proofErr w:type="gramEnd"/>
       <w:r>
         <w:rPr>
           <w:sz w:val="28"/>
@@ -460,6 +480,7 @@
           <w:szCs w:val="28"/>
         </w:rPr>
       </w:pPr>
+      <w:proofErr w:type="gramStart"/>
       <w:r>
         <w:rPr>
           <w:sz w:val="28"/>
@@ -476,6 +497,7 @@
         <w:t>desc</w:t>
       </w:r>
       <w:proofErr w:type="spellEnd"/>
+      <w:proofErr w:type="gramEnd"/>
       <w:r>
         <w:rPr>
           <w:sz w:val="28"/>
@@ -525,6 +547,7 @@
           <w:szCs w:val="28"/>
         </w:rPr>
       </w:pPr>
+      <w:proofErr w:type="gramStart"/>
       <w:r>
         <w:rPr>
           <w:sz w:val="28"/>
@@ -540,6 +563,7 @@
         </w:rPr>
         <w:t>resh</w:t>
       </w:r>
+      <w:proofErr w:type="gramEnd"/>
       <w:r>
         <w:rPr>
           <w:sz w:val="28"/>
@@ -641,7 +665,7 @@
       <w:pPr>
         <w:spacing w:line="276" w:lineRule="auto"/>
         <w:ind w:right="-567"/>
-        <w:jc w:val="both"/>
+        <w:jc w:val="center"/>
         <w:rPr>
           <w:sz w:val="28"/>
           <w:szCs w:val="28"/>
@@ -656,7 +680,25 @@
           <w:lang w:val="en-US"/>
         </w:rPr>
         <w:lastRenderedPageBreak/>
-        <w:t xml:space="preserve">{% for pic in screenshots %} {{ pic }} {% </w:t>
+        <w:t xml:space="preserve">{% for pic in screenshots %} </w:t>
+      </w:r>
+      <w:proofErr w:type="gramStart"/>
+      <w:r>
+        <w:rPr>
+          <w:sz w:val="28"/>
+          <w:szCs w:val="28"/>
+          <w:lang w:val="en-US"/>
+        </w:rPr>
+        <w:t>{{ pic</w:t>
+      </w:r>
+      <w:proofErr w:type="gramEnd"/>
+      <w:r>
+        <w:rPr>
+          <w:sz w:val="28"/>
+          <w:szCs w:val="28"/>
+          <w:lang w:val="en-US"/>
+        </w:rPr>
+        <w:t xml:space="preserve"> }} {% </w:t>
       </w:r>
       <w:proofErr w:type="spellStart"/>
       <w:r>
@@ -2744,6 +2786,7 @@
   <w:style w:type="character" w:default="1" w:styleId="a0">
     <w:name w:val="Default Paragraph Font"/>
     <w:uiPriority w:val="1"/>
+    <w:semiHidden/>
     <w:unhideWhenUsed/>
   </w:style>
   <w:style w:type="table" w:default="1" w:styleId="a1">

--- a/word/template.docx
+++ b/word/template.docx
@@ -191,7 +191,16 @@
           <w:sz w:val="28"/>
           <w:szCs w:val="28"/>
         </w:rPr>
-        <w:t>04</w:t>
+        <w:t xml:space="preserve">{{ </w:t>
+      </w:r>
+      <w:r>
+        <w:rPr>
+          <w:color w:val="000000"/>
+          <w:sz w:val="28"/>
+          <w:szCs w:val="28"/>
+          <w:lang w:val="en-US"/>
+        </w:rPr>
+        <w:t>time</w:t>
       </w:r>
       <w:r>
         <w:rPr>
@@ -199,7 +208,7 @@
           <w:sz w:val="28"/>
           <w:szCs w:val="28"/>
         </w:rPr>
-        <w:t>.0</w:t>
+        <w:t xml:space="preserve"> }}</w:t>
       </w:r>
       <w:r>
         <w:rPr>
@@ -207,55 +216,7 @@
           <w:sz w:val="28"/>
           <w:szCs w:val="28"/>
         </w:rPr>
-        <w:t>3</w:t>
-      </w:r>
-      <w:r>
-        <w:rPr>
-          <w:color w:val="000000"/>
-          <w:sz w:val="28"/>
-          <w:szCs w:val="28"/>
-        </w:rPr>
-        <w:t>.2026 (</w:t>
-      </w:r>
-      <w:r>
-        <w:rPr>
-          <w:color w:val="000000"/>
-          <w:sz w:val="28"/>
-          <w:szCs w:val="28"/>
-        </w:rPr>
-        <w:t>1</w:t>
-      </w:r>
-      <w:r>
-        <w:rPr>
-          <w:color w:val="000000"/>
-          <w:sz w:val="28"/>
-          <w:szCs w:val="28"/>
-        </w:rPr>
-        <w:t>6</w:t>
-      </w:r>
-      <w:r>
-        <w:rPr>
-          <w:color w:val="000000"/>
-          <w:sz w:val="28"/>
-          <w:szCs w:val="28"/>
-        </w:rPr>
-        <w:t>:</w:t>
-      </w:r>
-      <w:r>
-        <w:rPr>
-          <w:color w:val="000000"/>
-          <w:sz w:val="28"/>
-          <w:szCs w:val="28"/>
-        </w:rPr>
-        <w:t>43</w:t>
-      </w:r>
-      <w:r>
-        <w:rPr>
-          <w:color w:val="000000"/>
-          <w:sz w:val="28"/>
-          <w:szCs w:val="28"/>
-        </w:rPr>
-        <w:t>)                                                                                          г. Мытищи</w:t>
+        <w:t xml:space="preserve">                                                                                          г. Мытищи</w:t>
       </w:r>
     </w:p>
     <w:p>
@@ -325,30 +286,12 @@
         </w:rPr>
         <w:t xml:space="preserve">При переходе по ссылке </w:t>
       </w:r>
-      <w:proofErr w:type="gramStart"/>
       <w:r>
         <w:rPr>
           <w:sz w:val="28"/>
           <w:szCs w:val="28"/>
         </w:rPr>
-        <w:t xml:space="preserve">{{ </w:t>
-      </w:r>
-      <w:proofErr w:type="spellStart"/>
-      <w:r>
-        <w:rPr>
-          <w:sz w:val="28"/>
-          <w:szCs w:val="28"/>
-        </w:rPr>
-        <w:t>url</w:t>
-      </w:r>
-      <w:proofErr w:type="spellEnd"/>
-      <w:proofErr w:type="gramEnd"/>
-      <w:r>
-        <w:rPr>
-          <w:sz w:val="28"/>
-          <w:szCs w:val="28"/>
-        </w:rPr>
-        <w:t xml:space="preserve"> }}</w:t>
+        <w:t>{{ url }}</w:t>
       </w:r>
       <w:r>
         <w:rPr>
@@ -362,30 +305,28 @@
           <w:sz w:val="28"/>
           <w:szCs w:val="28"/>
         </w:rPr>
-        <w:t xml:space="preserve">открывается страница </w:t>
-      </w:r>
-      <w:proofErr w:type="gramStart"/>
-      <w:r>
-        <w:rPr>
-          <w:sz w:val="28"/>
-          <w:szCs w:val="28"/>
-        </w:rPr>
-        <w:t>сайта</w:t>
-      </w:r>
-      <w:proofErr w:type="gramEnd"/>
-      <w:r>
-        <w:rPr>
-          <w:sz w:val="28"/>
-          <w:szCs w:val="28"/>
-        </w:rPr>
-        <w:t xml:space="preserve"> </w:t>
+        <w:t xml:space="preserve">открывается страница сайта </w:t>
       </w:r>
       <w:r>
         <w:rPr>
           <w:sz w:val="28"/>
           <w:szCs w:val="28"/>
         </w:rPr>
-        <w:t>За витамином</w:t>
+        <w:t>[</w:t>
+      </w:r>
+      <w:r>
+        <w:rPr>
+          <w:sz w:val="28"/>
+          <w:szCs w:val="28"/>
+        </w:rPr>
+        <w:t>НАЗВАНИЕ САЙТА</w:t>
+      </w:r>
+      <w:r>
+        <w:rPr>
+          <w:sz w:val="28"/>
+          <w:szCs w:val="28"/>
+        </w:rPr>
+        <w:t>]</w:t>
       </w:r>
       <w:r>
         <w:rPr>
@@ -418,7 +359,6 @@
         </w:rPr>
         <w:t>в том числе дистанционным способом, а именно: «</w:t>
       </w:r>
-      <w:proofErr w:type="gramStart"/>
       <w:r>
         <w:rPr>
           <w:sz w:val="28"/>
@@ -426,7 +366,6 @@
         </w:rPr>
         <w:t xml:space="preserve">{{ </w:t>
       </w:r>
-      <w:proofErr w:type="spellStart"/>
       <w:r>
         <w:rPr>
           <w:sz w:val="28"/>
@@ -435,8 +374,6 @@
         </w:rPr>
         <w:t>tovar</w:t>
       </w:r>
-      <w:proofErr w:type="spellEnd"/>
-      <w:proofErr w:type="gramEnd"/>
       <w:r>
         <w:rPr>
           <w:sz w:val="28"/>
@@ -480,30 +417,12 @@
           <w:szCs w:val="28"/>
         </w:rPr>
       </w:pPr>
-      <w:proofErr w:type="gramStart"/>
       <w:r>
         <w:rPr>
           <w:sz w:val="28"/>
           <w:szCs w:val="28"/>
         </w:rPr>
-        <w:t xml:space="preserve">{{ </w:t>
-      </w:r>
-      <w:proofErr w:type="spellStart"/>
-      <w:r>
-        <w:rPr>
-          <w:sz w:val="28"/>
-          <w:szCs w:val="28"/>
-        </w:rPr>
-        <w:t>desc</w:t>
-      </w:r>
-      <w:proofErr w:type="spellEnd"/>
-      <w:proofErr w:type="gramEnd"/>
-      <w:r>
-        <w:rPr>
-          <w:sz w:val="28"/>
-          <w:szCs w:val="28"/>
-        </w:rPr>
-        <w:t xml:space="preserve"> }}</w:t>
+        <w:t>{{ desc }}</w:t>
       </w:r>
     </w:p>
     <w:p>
@@ -547,7 +466,6 @@
           <w:szCs w:val="28"/>
         </w:rPr>
       </w:pPr>
-      <w:proofErr w:type="gramStart"/>
       <w:r>
         <w:rPr>
           <w:sz w:val="28"/>
@@ -563,7 +481,6 @@
         </w:rPr>
         <w:t>resh</w:t>
       </w:r>
-      <w:proofErr w:type="gramEnd"/>
       <w:r>
         <w:rPr>
           <w:sz w:val="28"/>
@@ -680,43 +597,7 @@
           <w:lang w:val="en-US"/>
         </w:rPr>
         <w:lastRenderedPageBreak/>
-        <w:t xml:space="preserve">{% for pic in screenshots %} </w:t>
-      </w:r>
-      <w:proofErr w:type="gramStart"/>
-      <w:r>
-        <w:rPr>
-          <w:sz w:val="28"/>
-          <w:szCs w:val="28"/>
-          <w:lang w:val="en-US"/>
-        </w:rPr>
-        <w:t>{{ pic</w:t>
-      </w:r>
-      <w:proofErr w:type="gramEnd"/>
-      <w:r>
-        <w:rPr>
-          <w:sz w:val="28"/>
-          <w:szCs w:val="28"/>
-          <w:lang w:val="en-US"/>
-        </w:rPr>
-        <w:t xml:space="preserve"> }} {% </w:t>
-      </w:r>
-      <w:proofErr w:type="spellStart"/>
-      <w:r>
-        <w:rPr>
-          <w:sz w:val="28"/>
-          <w:szCs w:val="28"/>
-          <w:lang w:val="en-US"/>
-        </w:rPr>
-        <w:t>endfor</w:t>
-      </w:r>
-      <w:proofErr w:type="spellEnd"/>
-      <w:r>
-        <w:rPr>
-          <w:sz w:val="28"/>
-          <w:szCs w:val="28"/>
-          <w:lang w:val="en-US"/>
-        </w:rPr>
-        <w:t xml:space="preserve"> %}</w:t>
+        <w:t>{% for pic in screenshots %} {{ pic }} {% endfor %}</w:t>
       </w:r>
     </w:p>
     <w:p>

--- a/word/template.docx
+++ b/word/template.docx
@@ -185,6 +185,7 @@
           <w:szCs w:val="28"/>
         </w:rPr>
       </w:pPr>
+      <w:proofErr w:type="gramStart"/>
       <w:r>
         <w:rPr>
           <w:color w:val="000000"/>
@@ -202,13 +203,23 @@
         </w:rPr>
         <w:t>time</w:t>
       </w:r>
+      <w:proofErr w:type="gramEnd"/>
       <w:r>
         <w:rPr>
           <w:color w:val="000000"/>
           <w:sz w:val="28"/>
           <w:szCs w:val="28"/>
         </w:rPr>
-        <w:t xml:space="preserve"> }}</w:t>
+        <w:t xml:space="preserve"> </w:t>
+      </w:r>
+      <w:proofErr w:type="gramStart"/>
+      <w:r>
+        <w:rPr>
+          <w:color w:val="000000"/>
+          <w:sz w:val="28"/>
+          <w:szCs w:val="28"/>
+        </w:rPr>
+        <w:t>}}</w:t>
       </w:r>
       <w:r>
         <w:rPr>
@@ -216,7 +227,16 @@
           <w:sz w:val="28"/>
           <w:szCs w:val="28"/>
         </w:rPr>
-        <w:t xml:space="preserve">                                                                                          г. Мытищи</w:t>
+        <w:t xml:space="preserve">   </w:t>
+      </w:r>
+      <w:proofErr w:type="gramEnd"/>
+      <w:r>
+        <w:rPr>
+          <w:color w:val="000000"/>
+          <w:sz w:val="28"/>
+          <w:szCs w:val="28"/>
+        </w:rPr>
+        <w:t xml:space="preserve">                                                                                       г. Мытищи</w:t>
       </w:r>
     </w:p>
     <w:p>
@@ -286,12 +306,30 @@
         </w:rPr>
         <w:t xml:space="preserve">При переходе по ссылке </w:t>
       </w:r>
+      <w:proofErr w:type="gramStart"/>
       <w:r>
         <w:rPr>
           <w:sz w:val="28"/>
           <w:szCs w:val="28"/>
         </w:rPr>
-        <w:t>{{ url }}</w:t>
+        <w:t xml:space="preserve">{{ </w:t>
+      </w:r>
+      <w:proofErr w:type="spellStart"/>
+      <w:r>
+        <w:rPr>
+          <w:sz w:val="28"/>
+          <w:szCs w:val="28"/>
+        </w:rPr>
+        <w:t>url</w:t>
+      </w:r>
+      <w:proofErr w:type="spellEnd"/>
+      <w:proofErr w:type="gramEnd"/>
+      <w:r>
+        <w:rPr>
+          <w:sz w:val="28"/>
+          <w:szCs w:val="28"/>
+        </w:rPr>
+        <w:t xml:space="preserve"> }}</w:t>
       </w:r>
       <w:r>
         <w:rPr>
@@ -307,26 +345,29 @@
         </w:rPr>
         <w:t xml:space="preserve">открывается страница сайта </w:t>
       </w:r>
+      <w:proofErr w:type="gramStart"/>
       <w:r>
         <w:rPr>
           <w:sz w:val="28"/>
           <w:szCs w:val="28"/>
         </w:rPr>
-        <w:t>[</w:t>
+        <w:t xml:space="preserve">{{ </w:t>
       </w:r>
       <w:r>
         <w:rPr>
           <w:sz w:val="28"/>
           <w:szCs w:val="28"/>
+          <w:lang w:val="en-US"/>
         </w:rPr>
-        <w:t>НАЗВАНИЕ САЙТА</w:t>
+        <w:t>site</w:t>
       </w:r>
+      <w:proofErr w:type="gramEnd"/>
       <w:r>
         <w:rPr>
           <w:sz w:val="28"/>
           <w:szCs w:val="28"/>
         </w:rPr>
-        <w:t>]</w:t>
+        <w:t xml:space="preserve"> }}</w:t>
       </w:r>
       <w:r>
         <w:rPr>
@@ -359,6 +400,7 @@
         </w:rPr>
         <w:t>в том числе дистанционным способом, а именно: «</w:t>
       </w:r>
+      <w:proofErr w:type="gramStart"/>
       <w:r>
         <w:rPr>
           <w:sz w:val="28"/>
@@ -366,6 +408,7 @@
         </w:rPr>
         <w:t xml:space="preserve">{{ </w:t>
       </w:r>
+      <w:proofErr w:type="spellStart"/>
       <w:r>
         <w:rPr>
           <w:sz w:val="28"/>
@@ -374,6 +417,8 @@
         </w:rPr>
         <w:t>tovar</w:t>
       </w:r>
+      <w:proofErr w:type="spellEnd"/>
+      <w:proofErr w:type="gramEnd"/>
       <w:r>
         <w:rPr>
           <w:sz w:val="28"/>
@@ -417,12 +462,30 @@
           <w:szCs w:val="28"/>
         </w:rPr>
       </w:pPr>
+      <w:proofErr w:type="gramStart"/>
       <w:r>
         <w:rPr>
           <w:sz w:val="28"/>
           <w:szCs w:val="28"/>
         </w:rPr>
-        <w:t>{{ desc }}</w:t>
+        <w:t xml:space="preserve">{{ </w:t>
+      </w:r>
+      <w:proofErr w:type="spellStart"/>
+      <w:r>
+        <w:rPr>
+          <w:sz w:val="28"/>
+          <w:szCs w:val="28"/>
+        </w:rPr>
+        <w:t>desc</w:t>
+      </w:r>
+      <w:proofErr w:type="spellEnd"/>
+      <w:proofErr w:type="gramEnd"/>
+      <w:r>
+        <w:rPr>
+          <w:sz w:val="28"/>
+          <w:szCs w:val="28"/>
+        </w:rPr>
+        <w:t xml:space="preserve"> }}</w:t>
       </w:r>
     </w:p>
     <w:p>
@@ -466,6 +529,7 @@
           <w:szCs w:val="28"/>
         </w:rPr>
       </w:pPr>
+      <w:proofErr w:type="gramStart"/>
       <w:r>
         <w:rPr>
           <w:sz w:val="28"/>
@@ -481,6 +545,7 @@
         </w:rPr>
         <w:t>resh</w:t>
       </w:r>
+      <w:proofErr w:type="gramEnd"/>
       <w:r>
         <w:rPr>
           <w:sz w:val="28"/>
@@ -597,7 +662,43 @@
           <w:lang w:val="en-US"/>
         </w:rPr>
         <w:lastRenderedPageBreak/>
-        <w:t>{% for pic in screenshots %} {{ pic }} {% endfor %}</w:t>
+        <w:t xml:space="preserve">{% for pic in screenshots %} </w:t>
+      </w:r>
+      <w:proofErr w:type="gramStart"/>
+      <w:r>
+        <w:rPr>
+          <w:sz w:val="28"/>
+          <w:szCs w:val="28"/>
+          <w:lang w:val="en-US"/>
+        </w:rPr>
+        <w:t>{{ pic</w:t>
+      </w:r>
+      <w:proofErr w:type="gramEnd"/>
+      <w:r>
+        <w:rPr>
+          <w:sz w:val="28"/>
+          <w:szCs w:val="28"/>
+          <w:lang w:val="en-US"/>
+        </w:rPr>
+        <w:t xml:space="preserve"> }} {% </w:t>
+      </w:r>
+      <w:proofErr w:type="spellStart"/>
+      <w:r>
+        <w:rPr>
+          <w:sz w:val="28"/>
+          <w:szCs w:val="28"/>
+          <w:lang w:val="en-US"/>
+        </w:rPr>
+        <w:t>endfor</w:t>
+      </w:r>
+      <w:proofErr w:type="spellEnd"/>
+      <w:r>
+        <w:rPr>
+          <w:sz w:val="28"/>
+          <w:szCs w:val="28"/>
+          <w:lang w:val="en-US"/>
+        </w:rPr>
+        <w:t xml:space="preserve"> %}</w:t>
       </w:r>
     </w:p>
     <w:p>

--- a/word/template.docx
+++ b/word/template.docx
@@ -437,7 +437,6 @@
     <w:p>
       <w:pPr>
         <w:ind w:left="-142" w:right="-144" w:firstLine="709"/>
-        <w:jc w:val="both"/>
         <w:rPr>
           <w:color w:val="EE0000"/>
           <w:sz w:val="28"/>
@@ -456,7 +455,6 @@
     <w:p>
       <w:pPr>
         <w:ind w:left="-142" w:right="-144" w:firstLine="709"/>
-        <w:jc w:val="both"/>
         <w:rPr>
           <w:sz w:val="28"/>
           <w:szCs w:val="28"/>
@@ -491,7 +489,6 @@
     <w:p>
       <w:pPr>
         <w:ind w:left="-142" w:right="-144" w:firstLine="709"/>
-        <w:jc w:val="both"/>
         <w:rPr>
           <w:sz w:val="28"/>
           <w:szCs w:val="28"/>
